--- a/example_articles/states/Louisiana/3.states_Louisiana_New_York_Times.docx
+++ b/example_articles/states/Louisiana/3.states_Louisiana_New_York_Times.docx
@@ -27,17 +27,17 @@
     </w:p>
     <w:p>
       <w:r>
-        <w:t>Source File: NYT/52.DOCX</w:t>
+        <w:t>Source file: NYT/52.DOCX</w:t>
       </w:r>
     </w:p>
     <w:p>
       <w:r>
-        <w:t>Raw locations result: ['Louisiana']</w:t>
+        <w:t>Raw locations result, 'locations': ['Louisiana']</w:t>
       </w:r>
     </w:p>
     <w:p>
       <w:r>
-        <w:t>states_stand_flat (Standardized): Louisiana</w:t>
+        <w:t>Standardized locations result, 'states_stand_flat': Louisiana</w:t>
       </w:r>
     </w:p>
     <w:p>

--- a/example_articles/states/Louisiana/3.states_Louisiana_New_York_Times.docx
+++ b/example_articles/states/Louisiana/3.states_Louisiana_New_York_Times.docx
@@ -7,7 +7,7 @@
         <w:pStyle w:val="Heading1"/>
       </w:pPr>
       <w:r>
-        <w:t>Serial Muse</w:t>
+        <w:t>Police in New Orleans: Film Noir in Real Life</w:t>
       </w:r>
     </w:p>
     <w:p>
@@ -17,17 +17,17 @@
     </w:p>
     <w:p>
       <w:r>
-        <w:t>Date: 1999-03-28</w:t>
+        <w:t>Date: 1994-12-19</w:t>
       </w:r>
     </w:p>
     <w:p>
       <w:r>
-        <w:t>Section: Section 7; ; Section 7; Page 14; Column 1; Book Review Desk ; Column 1; ; Review</w:t>
+        <w:t>Section: Section A; ; Section A;  Page 14;  Column 1;  National Desk ; Column 1;</w:t>
       </w:r>
     </w:p>
     <w:p>
       <w:r>
-        <w:t>Source file: NYT/52.DOCX</w:t>
+        <w:t>Source file: NYT/51.DOCX</w:t>
       </w:r>
     </w:p>
     <w:p>
@@ -49,62 +49,75 @@
     </w:p>
     <w:p>
       <w:r>
-        <w:t>Diaries 1898-1902</w:t>
+        <w:t>With the trained eye of a veteran investigator, Officer Len Davis gave a detailed description of Kim Groves over his cellular phone, right down to the bleach stains on her trousers. But Officer Davis made the call, larded with profanity and secretly recorded by Federal agents, not to aid fellow officers in an arrest, prosecutors say, but to demand that the young woman be murdered.</w:t>
         <w:br/>
-        <w:t xml:space="preserve"> By Alma Mahler-Werfel.</w:t>
+        <w:t>Federal prosecutors assert that the recording, made on Oct. 13 by agents of the Federal Bureau of Investigation eavesdropping on Officer Davis's calls as part of a drug investigation, revealed a contract killing ordered by Officer Davis. Twenty minutes later, Ms. Groves was dead, and an exultant cry of "Yeah!" crackled over Officer Davis's phone. "Rock, rock-a-bye," he said cheerfully from his patrol car.</w:t>
         <w:br/>
-        <w:t xml:space="preserve"> Selected and translated</w:t>
+        <w:t>New Orleans residents are wearily accustomed to headlines reporting scandals in the department. In the last three years officers have been charged with armed robbery, kidnapping, battery, bribery, extortion, rape, even murder; as many as 30 officers have been arrested, many of them convicted. And over the years the department's reputation for brutality has been sustained by regular fatal encounters between the police and citizens.</w:t>
         <w:br/>
-        <w:t xml:space="preserve"> by Antony Beaumont.</w:t>
+        <w:t>Among the perennial reasons cited for the corruption here were minimal hiring qualifications, the absence of an effective system for weeding out officers accused of misconduct, and low pay. In 1993, Law and Order Magazine said new officers were paid $18,000 a year. A recent study by the Louisiana National Guard said New Orleans was "the most poorly paid police department in the nation among cities of comparable size."</w:t>
         <w:br/>
-        <w:t xml:space="preserve"> Illustrated. 494 pp. Ithaca, N.Y.:</w:t>
+        <w:t>But even by New Orleans standards the evidence in the latest case was shocking. Prosecutors say Ms. Groves, a 32-year-old mother of three, was killed because she had filed a brutality complaint against Officer Davis. He and two men accused of being his accomplices have been charged in Federal District Court here with conspiring to violate Ms. Groves's civil rights. If convicted, they could be sentenced to death.</w:t>
         <w:br/>
-        <w:t xml:space="preserve"> Cornell University Press. $35.</w:t>
+        <w:t>A spokeswoman for the New Orleans District Attorney, Harry Connick, said last week that no state murder charges had been brought because the case had not been referred by Federal authorities.</w:t>
         <w:br/>
-        <w:t>The Viennese enchantress Alma Schindler (1879-1964) was one of our era's most fascinating and fabled women. Beautiful, smart, talented, ambitious and sexy, she was successively the companion of four celebrated artists: the composer Gustav Mahler, the painter Oskar Kokoschka, the architect Walter Gropius and the writer Franz Werfel, and she married all but Kokoschka. She had intense flirtations with the painter Gustav Klimt and the composer Alexander Zemlinsky; the composers Hans Pfitzner and Gustave Charpentier, the piano virtuoso Osip Gabrilovich and the playwright Gerhart Hauptmann were variously smitten with her.</w:t>
+        <w:t>Federal agents said they had stumbled upon their evidence against Officer Davis while monitoring him as part of a sting operation in which officers led by Mr. Davis were paid by undercover agents posing as drug dealers to protect shipments of cocaine from an abandoned warehouse near the city docks.</w:t>
         <w:br/>
-        <w:t>Alma had other admirers and wooers, but, more important, she was also an artist in her own right. Until Mahler, not one to brook competition, forbade her to compose, she had written some exquisite lieder, which today's concert artists are happily rediscovering. After that spousal interdict she switched to being a muse and impresario, with impressive success. Even her daughters were memorable. Anna became a noteworthy sculptor, and the angelic Manon, who died at 18, inspired Alban Berg's Violin Concerto, possibly the greatest musical elegy of all time.</w:t>
+        <w:t>Officer Davis and eight fellow officers were indicted on charges of conspiracy to distribute cocaine. If convicted they face mandatory minimum sentences of 15 years, with the possibility of life in prison. All have pleaded not guilty to the drug charges.</w:t>
         <w:br/>
-        <w:t>Too bad that neither Klimt nor Kokoschka left us a full-scale incisive portrait of her. Neither Kokoschka's double portrait of himself and Alma nor his mythicized impression of their lovemaking, "The Squall," quite does the job, leaving us dependent on photographs. In the early ones, we see an imposing, full-breasted young woman with opulent hair and fine, firm features. More handsome perhaps than strictly beautiful, she compels with the alertness and determination of her gaze. To invoke her adored Wagner, she is part Sieglinde, part Brnnhilde.</w:t>
+        <w:t>Officer Davis's lawyer, Curklin Atkins, could not be reached for comment.</w:t>
         <w:br/>
-        <w:t>For her deeper aspects, there is her 1957 autobiography, "Mein Leben" ("My Life"), untrustworthy though it often is. Any number of ghostwriters grappled with Alma's powerful urge to embellish, exaggerate or suppress. The youthful "Diaries" being published now, even if they cover only the period from 1898 to 1902, are an important addition. Although they did not escape the revisions and excisions of an Alma who kept fiddling with them, they strongly illuminate her formative years -- amazing that they lay so long unpublished in the library of the University of Pennsylvania. They fill Alma's exercise books numbered 4-25. The whereabouts of the first three are unknown.</w:t>
+        <w:t>At a hearing last week on both the drug and civil rights charges a Federal magistrate denied bail for five officers, including Mr. Davis, and set bond for the remaining four at $100,000. No pleas have been entered in the civil rights case.</w:t>
         <w:br/>
-        <w:t>Matters were not simplified for the editors, Antony Beaumont and Susanne Rode-Breymann, by Alma's difficult handwriting and bizarre punctuation, but at least, despite considerable later striking out, only a few words were entirely obliterated. Valuable, too, are the attached letters, playbills, concert programs and snapshots, though these are generally not reproduced in this English-language edition, which is actually abridged selections from the German one, made and translated by Beaumont. But we do get some of Alma's charming drawings, attesting to yet another side of this complex personality.</w:t>
+        <w:t>As this city struggles to control rising crime rates, including one of the nation's highest murder rates, the arrests have prompted many residents to ask whether the police department is part of the problem rather than the solution.</w:t>
         <w:br/>
-        <w:t>Alma was the daughter of Jakob Schindler, a decent middle-of-the-road Viennese painter, and his German wife, whose checkered career included being an actress, dancer, singer and nanny. When Schindler died prematurely, Carl Moll, a lesser painter who had insinuated himself into the household as a disciple, married the widow. The adolescent Alma, who had loved her father, disliked her mother and was unfond of her stepfather. How her younger half sister, the very average Gretl, felt, is unrecorded.</w:t>
+        <w:t>Police officials who showed up to talk at a neighborhood meeting one night this week in a church near where Ms. Groves was killed were greeted with hostility and derision.</w:t>
         <w:br/>
-        <w:t>Moll was a member of the Secession, the important avant-garde art movement, in whose exhibition building he had an office. Alma paid almost daily visits to the rotating art exhibits. With that family background, it was natural for her to develop an early interest in painting and music, and she also became an avid though unsystematic reader. What she, like other girls of the Austrian bourgeoisie, lacked was a formal education, much regretted by her: "Why are boys taught to use their brains, but not girls? . . . My mind has not been schooled, which is why I have such frightful difficulty with everything." She, however, like other girls of her standing, did play the piano, studying with the respectable blind pianist-composer Josef Labor.</w:t>
+        <w:t>"With the criminals on the block, I know where they stand," a neighborhood resident, Alton Spencer, told the meeting, his voice rising. "With the police we don't know."</w:t>
         <w:br/>
-        <w:t>Part of studying with him was composing various pieces, to which Alma took with aptitude and enjoyment. The confessions she made to her diary show an eager, lively, impatient mind, interested and judgmental in observing the people she met at lunches and dinner parties she regularly attended with her family, at home or about town, often playing the piano for the guests.</w:t>
+        <w:t>He said he had seen officers rob a drug dealer a year ago. When one of the officials at the meeting asked if he had reported the incident to the police, there were snorts of laughter from the crowd of about 40.</w:t>
         <w:br/>
-        <w:t>The "Diaries" divide neatly, though not explicitly, into three parts. In the first year, Alma, still teen-age and innocent, falls in love for the first time with her fairy prince, the 36-year-old premier Secessionist painter Gustav Klimt, at that time still building up his reputation. A handsome fellow, Klimt was by no means unresponsive to Alma, but then he enjoyed numerous involvements with women, especially with his brother's pretty widow and her even prettier younger sister. He had no intention of getting married and, in his relatively short life, he never did.</w:t>
+        <w:t>"Who are we going to call?" Mr. Spencer asked.</w:t>
         <w:br/>
-        <w:t>Alma, however, was anything but das ssse Wiener Madel, the sweet young working-class girl with whom young gentlemen had their affairs before unhurriedly settling down to serious work and respectable marriages. So she already dreamed of becoming Klimt's beloved wife while still misspelling his name as Klimpt. She steadily frequented the theater, opera and concerts with her family and soon became an ardent Wagnerite. Intoxicated especially with "Siegfried" and "Tristan," she might have deduced from their texts that marital bliss was not generally in a young woman's cards. Instead, transported by the music, she fantasized union with Klimt, even though he never held out false promises.</w:t>
+        <w:t>There was no answer.</w:t>
         <w:br/>
-        <w:t>The idyll did not extend beyond two passionate kisses on a trip to Italy, where the painter briefly joined the Moll family. But they were enough to haunt Alma through much of the next two years, when she fell under the consecutive and overlapping spell of the outstanding Secessionist architect Josef Olbrich; the artistic director of the Burgtheater and comic playwright Max Burckhard; and, above all, Alexander Zemlinsky, to whom she turned for more advanced music lessons.</w:t>
+        <w:t>Ms. Groves was on people's minds. That she had found the courage to file a brutality complaint against Officer Davis was characteristic of her, said Sharon Dabon, who lived a few blocks away. "She spoke out for what she thought was right," Ms. Dabon said. "She lost her life for speaking her piece."</w:t>
         <w:br/>
-        <w:t>This phase of the "Diaries" is especially absorbing for Alma's ability to talk herself into and out of love with any one of them (not to mention some lesser others), even as she deplored Olbrich's dandyism and dentures, Burckhard's somewhat brash Casanovaishness and Zemlinsky's dwarfish stature, receding chin and Jewishness (be it noted that Alma's conventional anti-Semitism did not stop her from marrying two Jews). With Zemlinsky she went farthest, alternately playing down and bemoaning his ugliness in wonderfully tormented but always catchy prose. Farther off, and slowly ascending in Alma's firmament, was the admired and resented conductor of the Vienna Philharmonic and Opera, Gustav Mahler, whom she longed to meet, though she was not impressed by his compositions.</w:t>
+        <w:t>James J. Fyfe, a professor of criminal justice at Temple University, said in an interview last week that no other big city in the United States had experienced the simultaneous corruption and brutality among officers in this city.</w:t>
         <w:br/>
-        <w:t>Alma was the Lady of Ambivalence, the lover full of reversals, and she was, despite her free spirit, puritanical enough to remain a heavily petting virgin until her marriage or thereabouts. She was, apparently, a stimulating conversationalist, with independent, often highly perceptive views on painters, composers and writers. Her observations about Mozart, Berlioz, Richard Strauss ("a brilliant pig"), Mascagni and Mahler are arresting. Thus, of Mahler's "Klagende Lied" she writes: "The text is excellent, the melody a little impoverished, but the structure firm and effective. I can imagine some passages sounding quite passable."</w:t>
+        <w:t>"I don't know of any place like New Orleans," said Professor Fyfe, a former New York police officer and an author of "Above the Law: Police and the Excessive Use of Force" (Free Press, 1993). "In New Orleans, it's sort of a film noir situation, where you have cops who are both brutal and corrupt."</w:t>
         <w:br/>
-        <w:t>Her rejection of the highly popular Karl Goldmark and Ambroise Thomas is</w:t>
+        <w:t>There are 1,500 officers on the police force here. From 1985 to 1990, the Justice Department received 26 civil rights complaints for every 1,000 officers -- the highest rate of the 66 law enforcement agencies studied by Professor Fyfe. The rate was 52 times the rate for New York, which reported 0.5 complaints for every 1,000 officers during the same period.</w:t>
         <w:br/>
-        <w:t>as interesting as her ambivalence about Arnold Schoenberg. She is equally individualistic about painters: "I shall always prefer BRated PG-13cklin to Raphael. . . . My taste is too modern." Among writers, she adores Goethe and Dante (despite his religious views), enjoys some Byron and Zola, but has no use for "Madame Bovary." When most distressed with her men, she goes to bed with a volume of Nietzsche or Darwin, and feels restored.</w:t>
+        <w:t>In 1990, Adolph Archie, a suspect in the shooting of an officer, died from a severe beating while in police custody. No officers were disciplined in that incident, said Professor Fyfe, who described it as "almost like a lynching." Since then there have been other scandals, including these:</w:t>
         <w:br/>
-        <w:t>Her chief biographer, Berndt Wessling, begins with this quotation: "No one will ever succeed in completely describing me; not even I myself succeeded. I am full of enigmas that can't be solved. In distant days they'll say of me: She was a sphinx."</w:t>
+        <w:t>*This year the deputy head of the vice squad -- disbanded after its members became targets of a corruption investigation -- was convicted of robbing bars and strip clubs in the French Quarter, even grabbing fistfuls of money from cash registers during raids, according to testimony at his trial.</w:t>
         <w:br/>
-        <w:t>I would single out this from the "Diaries," where Alma, already deeply involved with Mahler, attends a "Meistersinger" under his baton and "outrageously" flirts with a physician, Ludwig Adler, seated nearby, when she realizes, "to my horror," that a rich suitor of hers, Felix Muhr, "was sitting next to him and had probably been observing the entire maneuver. I felt ashamed of myself, absolutely ashamed. All the same, I noticed that M. was looking the other way, so I quickly turned my head in his direction, and we exchanged a voluptuous glance -- for a long, wonderful moment -- regardless of onlookers. Such a glance can be stunningly sensual -- and he's the very picture of a man. . . . There's good stock for you. Mahler can't compete with that. But otherwise I remain independent and, at heart, faithful to Gustav."</w:t>
+        <w:t>*The chief of detectives was dismissed this year for moonlighting for a Las Vegas, Nev., gambling company and for operating an unlicensed private security business accused of bilking a visiting movie crew. No charges were filed.</w:t>
         <w:br/>
-        <w:t>This faithfulness was hard-earned. The third division into which the "Diaries" naturally fall -- the last five or six of the exercise books -- is the most titillating, as it concerns a young woman previously shocked by seeing dogs copulate but now absorbed in watching two flies do the same. Here she fluctuates between the passionate embraces of Zemlinsky, about whom she feels mostly lustful, and Mahler, toward whose delicate frame and health she has strongly protective, maternal feelings. With both she gets into intimate sexual situations, described in somewhat prudish terms, but explicitly enough.</w:t>
+        <w:t>*The commander who enforced the department's internal rules was accused of roughing up a motorist in a routine traffic stop. The case was dismissed in Municipal Court.</w:t>
         <w:br/>
-        <w:t>Now it is Zemlinsky, "this ugly, sweet little man" of whom we read: "I sucked on his mouth. Suddenly I felt him salivate -- again and again -- &amp; I drank eagerly from his mouth -- blessed impregnation!" Now it is Mahler: "So much irritates me: his smell, the way he sings, the way he speaks can't roll his rrrr's ." We learn about "his breath so sweet" and that he "let me feel his masculinity -- his vigor -- &amp; it was a pure, holy sensation." (But he did bite the nails of his beautiful hands.)</w:t>
+        <w:t>*Last year the lieutenant who headed the robbery division was charged with shooting at his son. The case is pending in state court.</w:t>
         <w:br/>
-        <w:t>Another time: "I let him touch me with his hand. Stiff and upright stood his vigor. He carried me to the sofa, laid me gently down and swung himself over me. Then -- just as I felt him penetrate, he lost all strength. He laid his head on my breast, shattered -- and almost wept for shame. Distraught as I was, I comforted him. . . . Then I broke down, had to weep, weep on his breast." Still, it was Burckhard whom Alma, amid all this, first let kiss her "wildly &amp; with his tongue." But then, she kept reversing herself practically to the altar. Even after their engagement, when Mahler one day "begged me to talk . . . I couldn't find one word of warmth. Not one."</w:t>
+        <w:t>*A patrolman was charged this year with kidnapping and first-degree murder. That case is also pending in the criminal court.</w:t>
         <w:br/>
-        <w:t>Finally, Alma sees herself as a creature with two souls, and though she chooses Mahler feels the need to defend herself against charges of calculation by adducing his being sickly, professionally insecure, not so young, Jewish and deep in debt. And she concludes the diary with a near-contradiction: "I must rise to meet him," but also "I must . . . let everything happen to me of its own accord." Readers who want to investigate how that marriage worked out should consult Jonathan Carr's "Mahler." The "Diaries," despite Antony Beaumont's often ungrammatical translation, offer an incisive portrait of a young femme fatale and a vivid eyewitness account of endearing and enervating turn-of-the-century Vienna.</w:t>
+        <w:t>*An investigation last year by the Metropolitan Crime Commission, an independent citizens' group, found that officers had kept recovered stolen cars instead of returning them to their owners. The department has taken no disciplinary action on the group's report but said it would get the cars back to their owners.</w:t>
         <w:br/>
+        <w:t>The new superintendent of police for New Orleans, Richard Pennington, did not respond to a written list of questions this week. A police spokesman said Mr. Pennington had been too busy.</w:t>
         <w:br/>
-        <w:t>http://www.nytimes.com</w:t>
+        <w:t>On the night of Oct. 11, Ms. Groves saw what she considered an incident of police brutality in front of a dingy convenience store in the drug-infested, working-class neighborhood of low cottages and treeless streets where she lived with her grandmother.</w:t>
+        <w:br/>
+        <w:t>The next day, Ms. Groves told the department's internal affairs office that she had seen two officers punching Nathan Norwood, a 17-year-old friend of her son, in the stomach and hitting him in the back of the head with his gun while yelling, "Where is it at?" When the beating ended, she said, blood was running down Mr. Norwood's face, and he appeared to be dizzy.</w:t>
+        <w:br/>
+        <w:t>Ms. Groves recognized one officer as Len Davis, with whom she had attended a training school for security guards.</w:t>
+        <w:br/>
+        <w:t>Less than three hours after Ms. Groves went to the internal affairs office, Officer Davis knew of her complaint. "Be looking for something to come down," he told his partner, Sammie Williams, in a phone conversation monitored by Federal agents.</w:t>
+        <w:br/>
+        <w:t>At 10 P.M. on Oct. 13, Officer Davis spotted Ms. Groves on Alabo Street and dialed the beeper number of Paul Hardy, whom authorities described as a violent narcotics dealer. When Mr. Hardy called back, Officer Davis told him where Ms. Groves was standing and described her clothing. Mr. Hardy responded, "All right, I'm on my way."</w:t>
+        <w:br/>
+        <w:t>By 11:10 P.M., the recordings reveal, Officer Davis's mood had lightened. He announced to his partner over the phone: "Signal 30. N.A.T." The first refers to police code for a homicide. Necessary Action Taken is the meaning of the second.</w:t>
+        <w:br/>
+        <w:t>In an interview last week, Ms. Groves's 78-year-old grandmother, Georgia Falls, recalled: "I went down there. She laid there in a pool of blood. Her head was drenched in blood. We didn't know who could have done something like to that her. She didn't have many enemies in the neighborhood."</w:t>
         <w:br/>
         <w:br/>
         <w:t>Graphic</w:t>
@@ -112,7 +125,7 @@
         <w:br/>
         <w:t xml:space="preserve"> </w:t>
         <w:br/>
-        <w:t>Drawing</w:t>
+        <w:t>Photos: Posters were put up in front of the house on Alabo Street in New Orleans where Kim Groves lived. (Alex Brandon for The New York Times); Kim Groves was killed after filing a complaint about police brutality in New Orleans.</w:t>
       </w:r>
     </w:p>
     <w:sectPr>

--- a/example_articles/states/Louisiana/3.states_Louisiana_New_York_Times.docx
+++ b/example_articles/states/Louisiana/3.states_Louisiana_New_York_Times.docx
@@ -7,7 +7,7 @@
         <w:pStyle w:val="Heading1"/>
       </w:pPr>
       <w:r>
-        <w:t>Police in New Orleans: Film Noir in Real Life</w:t>
+        <w:t>One by One, Reluctant Holdouts Obey Mayor's Order to Leave Their Homes</w:t>
       </w:r>
     </w:p>
     <w:p>
@@ -17,17 +17,17 @@
     </w:p>
     <w:p>
       <w:r>
-        <w:t>Date: 1994-12-19</w:t>
+        <w:t>Date: 2005-09-08</w:t>
       </w:r>
     </w:p>
     <w:p>
       <w:r>
-        <w:t>Section: Section A; ; Section A;  Page 14;  Column 1;  National Desk ; Column 1;</w:t>
+        <w:t>Section: Section A; Column 2; National Desk; Pg. 25; STORM AND CRISIS: STAYING PUT</w:t>
       </w:r>
     </w:p>
     <w:p>
       <w:r>
-        <w:t>Source file: NYT/51.DOCX</w:t>
+        <w:t>Source file: NYT/25.DOCX</w:t>
       </w:r>
     </w:p>
     <w:p>
@@ -49,83 +49,28 @@
     </w:p>
     <w:p>
       <w:r>
-        <w:t>With the trained eye of a veteran investigator, Officer Len Davis gave a detailed description of Kim Groves over his cellular phone, right down to the bleach stains on her trousers. But Officer Davis made the call, larded with profanity and secretly recorded by Federal agents, not to aid fellow officers in an arrest, prosecutors say, but to demand that the young woman be murdered.</w:t>
+        <w:t>Mayor C. Ray Nagin has ordered her out, for her own good. But Michelle Loranger does not want to leave her flood-battered city.</w:t>
         <w:br/>
-        <w:t>Federal prosecutors assert that the recording, made on Oct. 13 by agents of the Federal Bureau of Investigation eavesdropping on Officer Davis's calls as part of a drug investigation, revealed a contract killing ordered by Officer Davis. Twenty minutes later, Ms. Groves was dead, and an exultant cry of "Yeah!" crackled over Officer Davis's phone. "Rock, rock-a-bye," he said cheerfully from his patrol car.</w:t>
+        <w:t xml:space="preserve">  Sitting beside two of her neighbors on the front steps of a tidy house on Desire Street, in the working-class Bywater neighborhood, Ms. Loranger said Wednesday that she would not voluntarily leave New Orleans. Her home, on high ground near the Mississippi River, survived the flood with only moderate damage, and she has plenty of food and water, she said.</w:t>
         <w:br/>
-        <w:t>New Orleans residents are wearily accustomed to headlines reporting scandals in the department. In the last three years officers have been charged with armed robbery, kidnapping, battery, bribery, extortion, rape, even murder; as many as 30 officers have been arrested, many of them convicted. And over the years the department's reputation for brutality has been sustained by regular fatal encounters between the police and citizens.</w:t>
+        <w:t>''They can't throw me out of my house,'' Ms. Loranger said. ''I own property here, and I have dogs and stuff.''</w:t>
         <w:br/>
-        <w:t>Among the perennial reasons cited for the corruption here were minimal hiring qualifications, the absence of an effective system for weeding out officers accused of misconduct, and low pay. In 1993, Law and Order Magazine said new officers were paid $18,000 a year. A recent study by the Louisiana National Guard said New Orleans was "the most poorly paid police department in the nation among cities of comparable size."</w:t>
+        <w:t xml:space="preserve">  Like many other residents in the city's dry zones near the river, Ms. Loranger appeared to be healthy and said she had taken reasonable precautions against the water-and insect-borne diseases that city officials say will soon be rampant here. She avoids the city's poisoned water and has cleaned debris from around her house.</w:t>
         <w:br/>
-        <w:t>But even by New Orleans standards the evidence in the latest case was shocking. Prosecutors say Ms. Groves, a 32-year-old mother of three, was killed because she had filed a brutality complaint against Officer Davis. He and two men accused of being his accomplices have been charged in Federal District Court here with conspiring to violate Ms. Groves's civil rights. If convicted, they could be sentenced to death.</w:t>
+        <w:t xml:space="preserve">  Ms. Loranger said she did not understand how police officers, federal agents or National Guard troops could force her out. ''There's no right for them to try to make me leave my own home,'' she said. ''They shouldn't be harassing us for staying. Isn't this still the United States of America?''</w:t>
         <w:br/>
-        <w:t>A spokeswoman for the New Orleans District Attorney, Harry Connick, said last week that no state murder charges had been brought because the case had not been referred by Federal authorities.</w:t>
+        <w:t xml:space="preserve">  Neighbors seconded Ms. Loranger's opinion, saying they had banded together during Hurricane Katrina and the floods that followed and should be allowed to stay. Other residents appeared resigned to leaving.</w:t>
         <w:br/>
-        <w:t>Federal agents said they had stumbled upon their evidence against Officer Davis while monitoring him as part of a sting operation in which officers led by Mr. Davis were paid by undercover agents posing as drug dealers to protect shipments of cocaine from an abandoned warehouse near the city docks.</w:t>
+        <w:t xml:space="preserve">  ''They're going to have to drag me out kicking, screaming and fighting all the way,'' Melvin Johnson, who is living in a dry house on St. Claude Avenue in the same neighborhood, said Wednesday.</w:t>
         <w:br/>
-        <w:t>Officer Davis and eight fellow officers were indicted on charges of conspiracy to distribute cocaine. If convicted they face mandatory minimum sentences of 15 years, with the possibility of life in prison. All have pleaded not guilty to the drug charges.</w:t>
+        <w:t xml:space="preserve">  Mr. Johnson said he could not abandon his two dogs, and like some other residents, he hoped to find a job as the city's cleanup progressed. ''There's going to be work in this town,'' he said. ''I need it. I've lost everything I own.''</w:t>
         <w:br/>
-        <w:t>Officer Davis's lawyer, Curklin Atkins, could not be reached for comment.</w:t>
+        <w:t xml:space="preserve">  But by late afternoon on Wednesday, Mr. Johnson said he had arranged to take his dogs with him and would leave the city.</w:t>
         <w:br/>
-        <w:t>At a hearing last week on both the drug and civil rights charges a Federal magistrate denied bail for five officers, including Mr. Davis, and set bond for the remaining four at $100,000. No pleas have been entered in the civil rights case.</w:t>
-        <w:br/>
-        <w:t>As this city struggles to control rising crime rates, including one of the nation's highest murder rates, the arrests have prompted many residents to ask whether the police department is part of the problem rather than the solution.</w:t>
-        <w:br/>
-        <w:t>Police officials who showed up to talk at a neighborhood meeting one night this week in a church near where Ms. Groves was killed were greeted with hostility and derision.</w:t>
-        <w:br/>
-        <w:t>"With the criminals on the block, I know where they stand," a neighborhood resident, Alton Spencer, told the meeting, his voice rising. "With the police we don't know."</w:t>
-        <w:br/>
-        <w:t>He said he had seen officers rob a drug dealer a year ago. When one of the officials at the meeting asked if he had reported the incident to the police, there were snorts of laughter from the crowd of about 40.</w:t>
-        <w:br/>
-        <w:t>"Who are we going to call?" Mr. Spencer asked.</w:t>
-        <w:br/>
-        <w:t>There was no answer.</w:t>
-        <w:br/>
-        <w:t>Ms. Groves was on people's minds. That she had found the courage to file a brutality complaint against Officer Davis was characteristic of her, said Sharon Dabon, who lived a few blocks away. "She spoke out for what she thought was right," Ms. Dabon said. "She lost her life for speaking her piece."</w:t>
-        <w:br/>
-        <w:t>James J. Fyfe, a professor of criminal justice at Temple University, said in an interview last week that no other big city in the United States had experienced the simultaneous corruption and brutality among officers in this city.</w:t>
-        <w:br/>
-        <w:t>"I don't know of any place like New Orleans," said Professor Fyfe, a former New York police officer and an author of "Above the Law: Police and the Excessive Use of Force" (Free Press, 1993). "In New Orleans, it's sort of a film noir situation, where you have cops who are both brutal and corrupt."</w:t>
-        <w:br/>
-        <w:t>There are 1,500 officers on the police force here. From 1985 to 1990, the Justice Department received 26 civil rights complaints for every 1,000 officers -- the highest rate of the 66 law enforcement agencies studied by Professor Fyfe. The rate was 52 times the rate for New York, which reported 0.5 complaints for every 1,000 officers during the same period.</w:t>
-        <w:br/>
-        <w:t>In 1990, Adolph Archie, a suspect in the shooting of an officer, died from a severe beating while in police custody. No officers were disciplined in that incident, said Professor Fyfe, who described it as "almost like a lynching." Since then there have been other scandals, including these:</w:t>
-        <w:br/>
-        <w:t>*This year the deputy head of the vice squad -- disbanded after its members became targets of a corruption investigation -- was convicted of robbing bars and strip clubs in the French Quarter, even grabbing fistfuls of money from cash registers during raids, according to testimony at his trial.</w:t>
-        <w:br/>
-        <w:t>*The chief of detectives was dismissed this year for moonlighting for a Las Vegas, Nev., gambling company and for operating an unlicensed private security business accused of bilking a visiting movie crew. No charges were filed.</w:t>
-        <w:br/>
-        <w:t>*The commander who enforced the department's internal rules was accused of roughing up a motorist in a routine traffic stop. The case was dismissed in Municipal Court.</w:t>
-        <w:br/>
-        <w:t>*Last year the lieutenant who headed the robbery division was charged with shooting at his son. The case is pending in state court.</w:t>
-        <w:br/>
-        <w:t>*A patrolman was charged this year with kidnapping and first-degree murder. That case is also pending in the criminal court.</w:t>
-        <w:br/>
-        <w:t>*An investigation last year by the Metropolitan Crime Commission, an independent citizens' group, found that officers had kept recovered stolen cars instead of returning them to their owners. The department has taken no disciplinary action on the group's report but said it would get the cars back to their owners.</w:t>
-        <w:br/>
-        <w:t>The new superintendent of police for New Orleans, Richard Pennington, did not respond to a written list of questions this week. A police spokesman said Mr. Pennington had been too busy.</w:t>
-        <w:br/>
-        <w:t>On the night of Oct. 11, Ms. Groves saw what she considered an incident of police brutality in front of a dingy convenience store in the drug-infested, working-class neighborhood of low cottages and treeless streets where she lived with her grandmother.</w:t>
-        <w:br/>
-        <w:t>The next day, Ms. Groves told the department's internal affairs office that she had seen two officers punching Nathan Norwood, a 17-year-old friend of her son, in the stomach and hitting him in the back of the head with his gun while yelling, "Where is it at?" When the beating ended, she said, blood was running down Mr. Norwood's face, and he appeared to be dizzy.</w:t>
-        <w:br/>
-        <w:t>Ms. Groves recognized one officer as Len Davis, with whom she had attended a training school for security guards.</w:t>
-        <w:br/>
-        <w:t>Less than three hours after Ms. Groves went to the internal affairs office, Officer Davis knew of her complaint. "Be looking for something to come down," he told his partner, Sammie Williams, in a phone conversation monitored by Federal agents.</w:t>
-        <w:br/>
-        <w:t>At 10 P.M. on Oct. 13, Officer Davis spotted Ms. Groves on Alabo Street and dialed the beeper number of Paul Hardy, whom authorities described as a violent narcotics dealer. When Mr. Hardy called back, Officer Davis told him where Ms. Groves was standing and described her clothing. Mr. Hardy responded, "All right, I'm on my way."</w:t>
-        <w:br/>
-        <w:t>By 11:10 P.M., the recordings reveal, Officer Davis's mood had lightened. He announced to his partner over the phone: "Signal 30. N.A.T." The first refers to police code for a homicide. Necessary Action Taken is the meaning of the second.</w:t>
-        <w:br/>
-        <w:t>In an interview last week, Ms. Groves's 78-year-old grandmother, Georgia Falls, recalled: "I went down there. She laid there in a pool of blood. Her head was drenched in blood. We didn't know who could have done something like to that her. She didn't have many enemies in the neighborhood."</w:t>
+        <w:t xml:space="preserve">  ''I don't want to leave, but it's best that I leave,'' he said, citing the heavy presence of soldiers and National Guard troops, who he said were becoming jittery.</w:t>
         <w:br/>
         <w:br/>
-        <w:t>Graphic</w:t>
-        <w:br/>
-        <w:br/>
-        <w:t xml:space="preserve"> </w:t>
-        <w:br/>
-        <w:t>Photos: Posters were put up in front of the house on Alabo Street in New Orleans where Kim Groves lived. (Alex Brandon for The New York Times); Kim Groves was killed after filing a complaint about police brutality in New Orleans.</w:t>
+        <w:t>http://www.nytimes.com</w:t>
       </w:r>
     </w:p>
     <w:sectPr>
